--- a/data/revised_2026-10_full/tracked/v2/Core_Mathematics/SS2.3_Rotation/Core_Mathematics_Rotation_FinalExplanation_TRACKED.docx
+++ b/data/revised_2026-10_full/tracked/v2/Core_Mathematics/SS2.3_Rotation/Core_Mathematics_Rotation_FinalExplanation_TRACKED.docx
@@ -531,7 +531,7 @@
               </w:rPr>
               <w:t xml:space="preserve">The minute hand of the University of Nairobi clock was observed at 12:00, 12:15, 12:30 and 12:45. The hand pointed in a different direction each time, yet it looked the same. (a) Name the type of motion the hand is performing and say how it differs from a translation and from a reflection. (b) Say which point is the centre of rotation, and explain why it is the only point that does not move. (c) List what changes and what stays the same about the hand during the motion, and give a reason for each. (d) Explain how a compass and a protractor in the four-step construction method represent features of the clock.</w:t>
             </w:r>
-            <w:ins w:id="9001" w:author="Claude (AI) - proposed" w:date="2026-10-15T20:14:05Z">
+            <w:ins w:id="9001" w:author="Claude (AI) - proposed" w:date="2026-10-18T00:27:33Z">
               <w:r>
                 <w:rPr>
                   <w:rFonts w:ascii="Arial" w:cs="Arial" w:eastAsia="Arial" w:hAnsi="Arial"/>
@@ -1901,7 +1901,7 @@
               </w:rPr>
               <w:t xml:space="preserve">(a) What does it mean for a plane figure to have rotational symmetry of order n, and how do you work out the smallest angle of rotation that maps it onto itself? (b) State the order of rotational symmetry of a regular hexagon (like the weave pattern of a </w:t>
             </w:r>
-            <w:del w:id="9002" w:author="Claude (AI) - proposed" w:date="2026-10-15T20:14:05Z">
+            <w:del w:id="9002" w:author="Claude (AI) - proposed" w:date="2026-10-18T00:27:33Z">
               <w:r>
                 <w:rPr>
                   <w:rFonts w:ascii="Arial" w:cs="Arial" w:eastAsia="Arial" w:hAnsi="Arial"/>
@@ -1916,7 +1916,7 @@
                 <w:delText xml:space="preserve">Maasai</w:delText>
               </w:r>
             </w:del>
-            <w:ins w:id="9003" w:author="Claude (AI) - proposed" w:date="2026-10-15T20:14:05Z">
+            <w:ins w:id="9003" w:author="Claude (AI) - proposed" w:date="2026-10-18T00:27:33Z">
               <w:r>
                 <w:rPr>
                   <w:rFonts w:ascii="Arial" w:cs="Arial" w:eastAsia="Arial" w:hAnsi="Arial"/>
@@ -1944,7 +1944,7 @@
               </w:rPr>
               <w:t xml:space="preserve"> kiondo basket), a rectangle, and the letter S. (c) </w:t>
             </w:r>
-            <w:del w:id="9004" w:author="Claude (AI) - proposed" w:date="2026-10-15T20:14:05Z">
+            <w:del w:id="9004" w:author="Claude (AI) - proposed" w:date="2026-10-18T00:27:33Z">
               <w:r>
                 <w:rPr>
                   <w:rFonts w:ascii="Arial" w:cs="Arial" w:eastAsia="Arial" w:hAnsi="Arial"/>
@@ -1959,7 +1959,7 @@
                 <w:delText xml:space="preserve">The</w:delText>
               </w:r>
             </w:del>
-            <w:ins w:id="9005" w:author="Claude (AI) - proposed" w:date="2026-10-15T20:14:05Z">
+            <w:ins w:id="9005" w:author="Claude (AI) - proposed" w:date="2026-10-18T00:27:33Z">
               <w:r>
                 <w:rPr>
                   <w:rFonts w:ascii="Arial" w:cs="Arial" w:eastAsia="Arial" w:hAnsi="Arial"/>
@@ -1987,7 +1987,7 @@
               </w:rPr>
               <w:t xml:space="preserve"> clock face at the University of Nairobi </w:t>
             </w:r>
-            <w:del w:id="9006" w:author="Claude (AI) - proposed" w:date="2026-10-15T20:14:05Z">
+            <w:del w:id="9006" w:author="Claude (AI) - proposed" w:date="2026-10-18T00:27:33Z">
               <w:r>
                 <w:rPr>
                   <w:rFonts w:ascii="Arial" w:cs="Arial" w:eastAsia="Arial" w:hAnsi="Arial"/>
@@ -2002,7 +2002,7 @@
                 <w:delText xml:space="preserve">has 12 equally spaced marks</w:delText>
               </w:r>
             </w:del>
-            <w:ins w:id="9007" w:author="Claude (AI) - proposed" w:date="2026-10-15T20:14:05Z">
+            <w:ins w:id="9007" w:author="Claude (AI) - proposed" w:date="2026-10-18T00:27:33Z">
               <w:r>
                 <w:rPr>
                   <w:rFonts w:ascii="Arial" w:cs="Arial" w:eastAsia="Arial" w:hAnsi="Arial"/>
@@ -2030,7 +2030,7 @@
               </w:rPr>
               <w:t xml:space="preserve">. State its order of rotational symmetry and the angle between each coincident position. (d) A triangular prism</w:t>
             </w:r>
-            <w:ins w:id="9008" w:author="Claude (AI) - proposed" w:date="2026-10-15T20:14:05Z">
+            <w:ins w:id="9008" w:author="Claude (AI) - proposed" w:date="2026-10-18T00:27:33Z">
               <w:r>
                 <w:rPr>
                   <w:rFonts w:ascii="Arial" w:cs="Arial" w:eastAsia="Arial" w:hAnsi="Arial"/>
@@ -2462,7 +2462,7 @@
               </w:rPr>
               <w:t xml:space="preserve">Properties of rotation</w:t>
             </w:r>
-            <w:ins w:id="9009" w:author="Claude (AI) - proposed" w:date="2026-10-15T20:14:05Z">
+            <w:ins w:id="9009" w:author="Claude (AI) - proposed" w:date="2026-10-18T00:27:33Z">
               <w:r>
                 <w:rPr>
                   <w:rFonts w:ascii="Arial" w:cs="Arial" w:eastAsia="Arial" w:hAnsi="Arial"/>
@@ -2510,7 +2510,7 @@
               <w:spacing w:after="40" w:before="0"/>
               <w:jc w:val="left"/>
             </w:pPr>
-            <w:ins w:id="9010" w:author="Claude (AI) - proposed" w:date="2026-10-15T20:14:05Z">
+            <w:ins w:id="9010" w:author="Claude (AI) - proposed" w:date="2026-10-18T00:27:33Z">
               <w:r>
                 <w:rPr>
                   <w:rFonts w:ascii="Arial" w:cs="Arial" w:eastAsia="Arial" w:hAnsi="Arial"/>
@@ -2538,7 +2538,7 @@
               </w:rPr>
               <w:t xml:space="preserve">Correctly names the centre, angle, direction and preserved distances and shape, </w:t>
             </w:r>
-            <w:ins w:id="9011" w:author="Claude (AI) - proposed" w:date="2026-10-15T20:14:05Z">
+            <w:ins w:id="9011" w:author="Claude (AI) - proposed" w:date="2026-10-18T00:27:33Z">
               <w:r>
                 <w:rPr>
                   <w:rFonts w:ascii="Arial" w:cs="Arial" w:eastAsia="Arial" w:hAnsi="Arial"/>
@@ -2566,7 +2566,7 @@
               </w:rPr>
               <w:t xml:space="preserve">and clearly links each</w:t>
             </w:r>
-            <w:ins w:id="9012" w:author="Claude (AI) - proposed" w:date="2026-10-15T20:14:05Z">
+            <w:ins w:id="9012" w:author="Claude (AI) - proposed" w:date="2026-10-18T00:27:33Z">
               <w:r>
                 <w:rPr>
                   <w:rFonts w:ascii="Arial" w:cs="Arial" w:eastAsia="Arial" w:hAnsi="Arial"/>
@@ -2614,7 +2614,7 @@
               <w:spacing w:after="40" w:before="0"/>
               <w:jc w:val="left"/>
             </w:pPr>
-            <w:ins w:id="9013" w:author="Claude (AI) - proposed" w:date="2026-10-15T20:14:05Z">
+            <w:ins w:id="9013" w:author="Claude (AI) - proposed" w:date="2026-10-18T00:27:33Z">
               <w:r>
                 <w:rPr>
                   <w:rFonts w:ascii="Arial" w:cs="Arial" w:eastAsia="Arial" w:hAnsi="Arial"/>
@@ -2642,7 +2642,7 @@
               </w:rPr>
               <w:t xml:space="preserve">States most properties correctly</w:t>
             </w:r>
-            <w:ins w:id="9014" w:author="Claude (AI) - proposed" w:date="2026-10-15T20:14:05Z">
+            <w:ins w:id="9014" w:author="Claude (AI) - proposed" w:date="2026-10-18T00:27:33Z">
               <w:r>
                 <w:rPr>
                   <w:rFonts w:ascii="Arial" w:cs="Arial" w:eastAsia="Arial" w:hAnsi="Arial"/>
@@ -2690,7 +2690,7 @@
               <w:spacing w:after="40" w:before="0"/>
               <w:jc w:val="left"/>
             </w:pPr>
-            <w:ins w:id="9015" w:author="Claude (AI) - proposed" w:date="2026-10-15T20:14:05Z">
+            <w:ins w:id="9015" w:author="Claude (AI) - proposed" w:date="2026-10-18T00:27:33Z">
               <w:r>
                 <w:rPr>
                   <w:rFonts w:ascii="Arial" w:cs="Arial" w:eastAsia="Arial" w:hAnsi="Arial"/>
@@ -2718,7 +2718,7 @@
               </w:rPr>
               <w:t xml:space="preserve">Names rotation but confuses it with translation or reflection</w:t>
             </w:r>
-            <w:ins w:id="9016" w:author="Claude (AI) - proposed" w:date="2026-10-15T20:14:05Z">
+            <w:ins w:id="9016" w:author="Claude (AI) - proposed" w:date="2026-10-18T00:27:33Z">
               <w:r>
                 <w:rPr>
                   <w:rFonts w:ascii="Arial" w:cs="Arial" w:eastAsia="Arial" w:hAnsi="Arial"/>
@@ -2801,7 +2801,7 @@
               <w:spacing w:after="40" w:before="0"/>
               <w:jc w:val="left"/>
             </w:pPr>
-            <w:ins w:id="9017" w:author="Claude (AI) - proposed" w:date="2026-10-15T20:14:05Z">
+            <w:ins w:id="9017" w:author="Claude (AI) - proposed" w:date="2026-10-18T00:27:33Z">
               <w:r>
                 <w:rPr>
                   <w:rFonts w:ascii="Arial" w:cs="Arial" w:eastAsia="Arial" w:hAnsi="Arial"/>
@@ -2849,7 +2849,7 @@
               <w:spacing w:after="40" w:before="0"/>
               <w:jc w:val="left"/>
             </w:pPr>
-            <w:ins w:id="9018" w:author="Claude (AI) - proposed" w:date="2026-10-15T20:14:05Z">
+            <w:ins w:id="9018" w:author="Claude (AI) - proposed" w:date="2026-10-18T00:27:33Z">
               <w:r>
                 <w:rPr>
                   <w:rFonts w:ascii="Arial" w:cs="Arial" w:eastAsia="Arial" w:hAnsi="Arial"/>
@@ -2897,7 +2897,7 @@
               <w:spacing w:after="40" w:before="0"/>
               <w:jc w:val="left"/>
             </w:pPr>
-            <w:ins w:id="9019" w:author="Claude (AI) - proposed" w:date="2026-10-15T20:14:05Z">
+            <w:ins w:id="9019" w:author="Claude (AI) - proposed" w:date="2026-10-18T00:27:33Z">
               <w:r>
                 <w:rPr>
                   <w:rFonts w:ascii="Arial" w:cs="Arial" w:eastAsia="Arial" w:hAnsi="Arial"/>
@@ -2980,7 +2980,7 @@
               <w:spacing w:after="40" w:before="0"/>
               <w:jc w:val="left"/>
             </w:pPr>
-            <w:ins w:id="9020" w:author="Claude (AI) - proposed" w:date="2026-10-15T20:14:05Z">
+            <w:ins w:id="9020" w:author="Claude (AI) - proposed" w:date="2026-10-18T00:27:33Z">
               <w:r>
                 <w:rPr>
                   <w:rFonts w:ascii="Arial" w:cs="Arial" w:eastAsia="Arial" w:hAnsi="Arial"/>
@@ -3028,7 +3028,7 @@
               <w:spacing w:after="40" w:before="0"/>
               <w:jc w:val="left"/>
             </w:pPr>
-            <w:ins w:id="9021" w:author="Claude (AI) - proposed" w:date="2026-10-15T20:14:05Z">
+            <w:ins w:id="9021" w:author="Claude (AI) - proposed" w:date="2026-10-18T00:27:33Z">
               <w:r>
                 <w:rPr>
                   <w:rFonts w:ascii="Arial" w:cs="Arial" w:eastAsia="Arial" w:hAnsi="Arial"/>
@@ -3076,7 +3076,7 @@
               <w:spacing w:after="40" w:before="0"/>
               <w:jc w:val="left"/>
             </w:pPr>
-            <w:ins w:id="9022" w:author="Claude (AI) - proposed" w:date="2026-10-15T20:14:05Z">
+            <w:ins w:id="9022" w:author="Claude (AI) - proposed" w:date="2026-10-18T00:27:33Z">
               <w:r>
                 <w:rPr>
                   <w:rFonts w:ascii="Arial" w:cs="Arial" w:eastAsia="Arial" w:hAnsi="Arial"/>
@@ -3159,7 +3159,7 @@
               <w:spacing w:after="40" w:before="0"/>
               <w:jc w:val="left"/>
             </w:pPr>
-            <w:ins w:id="9023" w:author="Claude (AI) - proposed" w:date="2026-10-15T20:14:05Z">
+            <w:ins w:id="9023" w:author="Claude (AI) - proposed" w:date="2026-10-18T00:27:33Z">
               <w:r>
                 <w:rPr>
                   <w:rFonts w:ascii="Arial" w:cs="Arial" w:eastAsia="Arial" w:hAnsi="Arial"/>
@@ -3207,7 +3207,7 @@
               <w:spacing w:after="40" w:before="0"/>
               <w:jc w:val="left"/>
             </w:pPr>
-            <w:ins w:id="9024" w:author="Claude (AI) - proposed" w:date="2026-10-15T20:14:05Z">
+            <w:ins w:id="9024" w:author="Claude (AI) - proposed" w:date="2026-10-18T00:27:33Z">
               <w:r>
                 <w:rPr>
                   <w:rFonts w:ascii="Arial" w:cs="Arial" w:eastAsia="Arial" w:hAnsi="Arial"/>
@@ -3255,7 +3255,7 @@
               <w:spacing w:after="40" w:before="0"/>
               <w:jc w:val="left"/>
             </w:pPr>
-            <w:ins w:id="9025" w:author="Claude (AI) - proposed" w:date="2026-10-15T20:14:05Z">
+            <w:ins w:id="9025" w:author="Claude (AI) - proposed" w:date="2026-10-18T00:27:33Z">
               <w:r>
                 <w:rPr>
                   <w:rFonts w:ascii="Arial" w:cs="Arial" w:eastAsia="Arial" w:hAnsi="Arial"/>
@@ -3338,7 +3338,7 @@
               <w:spacing w:after="40" w:before="0"/>
               <w:jc w:val="left"/>
             </w:pPr>
-            <w:ins w:id="9026" w:author="Claude (AI) - proposed" w:date="2026-10-15T20:14:05Z">
+            <w:ins w:id="9026" w:author="Claude (AI) - proposed" w:date="2026-10-18T00:27:33Z">
               <w:r>
                 <w:rPr>
                   <w:rFonts w:ascii="Arial" w:cs="Arial" w:eastAsia="Arial" w:hAnsi="Arial"/>
@@ -3386,7 +3386,7 @@
               <w:spacing w:after="40" w:before="0"/>
               <w:jc w:val="left"/>
             </w:pPr>
-            <w:ins w:id="9027" w:author="Claude (AI) - proposed" w:date="2026-10-15T20:14:05Z">
+            <w:ins w:id="9027" w:author="Claude (AI) - proposed" w:date="2026-10-18T00:27:33Z">
               <w:r>
                 <w:rPr>
                   <w:rFonts w:ascii="Arial" w:cs="Arial" w:eastAsia="Arial" w:hAnsi="Arial"/>
@@ -3434,7 +3434,7 @@
               <w:spacing w:after="40" w:before="0"/>
               <w:jc w:val="left"/>
             </w:pPr>
-            <w:ins w:id="9028" w:author="Claude (AI) - proposed" w:date="2026-10-15T20:14:05Z">
+            <w:ins w:id="9028" w:author="Claude (AI) - proposed" w:date="2026-10-18T00:27:33Z">
               <w:r>
                 <w:rPr>
                   <w:rFonts w:ascii="Arial" w:cs="Arial" w:eastAsia="Arial" w:hAnsi="Arial"/>
@@ -3584,7 +3584,7 @@
         </w:rPr>
         <w:t xml:space="preserve">© 2026 SeaVuria and ARES. This work is licensed under a </w:t>
       </w:r>
-      <w:hyperlink w:history="1" r:id="rIdloj4_glm0dxujx4g1prwd">
+      <w:hyperlink w:history="1" r:id="rIdbcqj6ii2-ilvwstkm5gko">
         <w:r>
           <w:rPr>
             <w:rFonts w:ascii="Arial" w:cs="Arial" w:eastAsia="Arial" w:hAnsi="Arial"/>
@@ -3604,7 +3604,7 @@
         </w:rPr>
         <w:t xml:space="preserve"> (</w:t>
       </w:r>
-      <w:hyperlink w:history="1" r:id="rIdrl4--qzmlyuscuhnwzyen">
+      <w:hyperlink w:history="1" r:id="rIdcfdzoaroe_rtaewffq3qx">
         <w:r>
           <w:rPr>
             <w:rFonts w:ascii="Arial" w:cs="Arial" w:eastAsia="Arial" w:hAnsi="Arial"/>
@@ -3624,7 +3624,7 @@
         </w:rPr>
         <w:t xml:space="preserve">). To view a copy of this license, visit </w:t>
       </w:r>
-      <w:hyperlink w:history="1" r:id="rIdxaito5_dcjdhkf-2ugvaa">
+      <w:hyperlink w:history="1" r:id="rIdvl3u7m4mjm74uvsahhkfa">
         <w:r>
           <w:rPr>
             <w:rFonts w:ascii="Arial" w:cs="Arial" w:eastAsia="Arial" w:hAnsi="Arial"/>
